--- a/print/CORRECTIONS.docx
+++ b/print/CORRECTIONS.docx
@@ -941,15 +941,120 @@
           <w:noProof/>
         </w:rPr>
         <w:drawing>
+          <wp:anchor distT="0" distB="0" distL="0" distR="0" simplePos="0" relativeHeight="22" behindDoc="0" locked="0" layoutInCell="0" allowOverlap="1">
+            <wp:simplePos x="0" y="0"/>
+            <wp:positionH relativeFrom="page">
+              <wp:posOffset>792000</wp:posOffset>
+            </wp:positionH>
+            <wp:positionV relativeFrom="page">
+              <wp:posOffset>8343000</wp:posOffset>
+            </wp:positionV>
+            <wp:extent cx="2196000" cy="2025000"/>
+            <wp:effectExtent l="0" t="0" r="0" b="0"/>
+            <wp:wrapNone/>
+            <wp:docPr id="202" name="Card 202"/>
+            <wp:cNvGraphicFramePr/>
+            <a:graphic xmlns:a="http://schemas.openxmlformats.org/drawingml/2006/main">
+              <a:graphicData uri="http://schemas.microsoft.com/office/word/2010/wordprocessingShape">
+                <wps:wsp>
+                  <wps:cNvSpPr txBox="1"/>
+                  <wps:spPr>
+                    <a:xfrm>
+                      <a:off x="0" y="0"/>
+                      <a:ext cx="2196000" cy="2025000"/>
+                    </a:xfrm>
+                    <a:prstGeom prst="rect">
+                      <a:avLst/>
+                    </a:prstGeom>
+                    <a:noFill/>
+                    <a:ln>
+                      <a:noFill/>
+                    </a:ln>
+                  </wps:spPr>
+                  <wps:txbx>
+                    <w:txbxContent>
+                      <w:p>
+                        <w:pPr>
+                          <w:spacing w:before="0" w:after="40"/>
+                          <w:jc w:val="center"/>
+                        </w:pPr>
+                        <w:r>
+                          <w:rPr>
+                            <w:rFonts w:ascii="Georgia" w:hAnsi="Georgia" w:cs="Georgia" w:eastAsia="Georgia"/>
+                            <w:b w:val="0"/>
+                            <w:i w:val="0"/>
+                            <w:color w:val="2C5D63"/>
+                            <w:sz w:val="12"/>
+                            <w:spacing w:val="40"/>
+                            <w:caps w:val="1"/>
+                          </w:rPr>
+                          <w:t>Top Table</w:t>
+                        </w:r>
+                      </w:p>
+                      <w:p>
+                        <w:pPr>
+                          <w:spacing w:before="0" w:after="40"/>
+                          <w:jc w:val="center"/>
+                        </w:pPr>
+                        <w:r>
+                          <w:rPr>
+                            <w:rFonts w:ascii="Georgia" w:hAnsi="Georgia" w:cs="Georgia" w:eastAsia="Georgia"/>
+                            <w:b/>
+                            <w:i w:val="0"/>
+                            <w:color w:val="222D2A"/>
+                            <w:sz w:val="40"/>
+                          </w:rPr>
+                          <w:t>Max Zhou</w:t>
+                        </w:r>
+                      </w:p>
+                      <w:p>
+                        <w:pPr>
+                          <w:spacing w:before="0" w:after="0"/>
+                          <w:jc w:val="center"/>
+                        </w:pPr>
+                        <w:r>
+                          <w:rPr>
+                            <w:rFonts w:ascii="Georgia" w:hAnsi="Georgia" w:cs="Georgia" w:eastAsia="Georgia"/>
+                            <w:b w:val="0"/>
+                            <w:i w:val="0"/>
+                            <w:color w:val="2C5D63"/>
+                            <w:sz w:val="13"/>
+                            <w:spacing w:val="40"/>
+                          </w:rPr>
+                          <w:t>· · ·</w:t>
+                        </w:r>
+                      </w:p>
+                    </w:txbxContent>
+                  </wps:txbx>
+                  <wps:bodyPr rot="0" spcFirstLastPara="0" vert="horz" wrap="square" lIns="0" tIns="0" rIns="0" bIns="0" numCol="1" anchor="ctr" anchorCtr="0" upright="0">
+                    <a:noAutofit/>
+                  </wps:bodyPr>
+                </wps:wsp>
+              </a:graphicData>
+            </a:graphic>
+          </wp:anchor>
+        </w:drawing>
+      </w:r>
+    </w:p>
+    <w:p>
+      <w:pPr>
+        <w:spacing w:before="0" w:after="0" w:line="20" w:lineRule="exact"/>
+      </w:pPr>
+      <w:r>
+        <w:rPr>
+          <w:sz w:val="2"/>
+          <w:noProof/>
+        </w:rPr>
+        <w:drawing>
           <wp:anchor distT="0" distB="0" distL="0" distR="0" simplePos="0" relativeHeight="21" behindDoc="0" locked="0" layoutInCell="0" allowOverlap="1">
             <wp:simplePos x="0" y="0"/>
             <wp:positionH relativeFrom="page">
-              <wp:posOffset>4248000</wp:posOffset>
+              <wp:posOffset>4572000</wp:posOffset>
             </wp:positionH>
             <wp:positionV relativeFrom="page">
-              <wp:posOffset>2889000</wp:posOffset>
+              <wp:posOffset>2997000</wp:posOffset>
             </wp:positionV>
-            <wp:extent cx="2844000" cy="2241000"/>
+            <wp:extent cx="2196000" cy="2025000"/>
             <wp:effectExtent l="0" t="0" r="0" b="0"/>
             <wp:wrapNone/>
             <wp:docPr id="201" name="Card 201"/>
@@ -961,7 +1066,7 @@
                   <wps:spPr>
                     <a:xfrm>
                       <a:off x="0" y="0"/>
-                      <a:ext cx="2844000" cy="2241000"/>
+                      <a:ext cx="2196000" cy="2025000"/>
                     </a:xfrm>
                     <a:prstGeom prst="rect">
                       <a:avLst/>
@@ -1049,12 +1154,12 @@
           <wp:anchor distT="0" distB="0" distL="0" distR="0" simplePos="0" relativeHeight="20" behindDoc="0" locked="0" layoutInCell="0" allowOverlap="1">
             <wp:simplePos x="0" y="0"/>
             <wp:positionH relativeFrom="page">
-              <wp:posOffset>468000</wp:posOffset>
+              <wp:posOffset>792000</wp:posOffset>
             </wp:positionH>
             <wp:positionV relativeFrom="page">
-              <wp:posOffset>2889000</wp:posOffset>
+              <wp:posOffset>2997000</wp:posOffset>
             </wp:positionV>
-            <wp:extent cx="2844000" cy="2241000"/>
+            <wp:extent cx="2196000" cy="2025000"/>
             <wp:effectExtent l="0" t="0" r="0" b="0"/>
             <wp:wrapNone/>
             <wp:docPr id="200" name="Card 200"/>
@@ -1066,7 +1171,7 @@
                   <wps:spPr>
                     <a:xfrm>
                       <a:off x="0" y="0"/>
-                      <a:ext cx="2844000" cy="2241000"/>
+                      <a:ext cx="2196000" cy="2025000"/>
                     </a:xfrm>
                     <a:prstGeom prst="rect">
                       <a:avLst/>
